--- a/paper-outline.docx
+++ b/paper-outline.docx
@@ -188,7 +188,7 @@
         <w:pStyle w:val="FirstParagraph"/>
       </w:pPr>
       <w:r>
-        <w:t xml:space="preserve">Michael Borck, Marcela Moraes, Torsten Reiners [, additional co-I TBC]</w:t>
+        <w:t xml:space="preserve">Michael Borck, Marcela Moraes, Torsten Reiners</w:t>
       </w:r>
     </w:p>
     <w:p>

--- a/paper-outline.docx
+++ b/paper-outline.docx
@@ -7,7 +7,7 @@
         <w:pStyle w:val="Title"/>
       </w:pPr>
       <w:r>
-        <w:t xml:space="preserve">ACIS 2026 Paper Outline</w:t>
+        <w:t xml:space="preserve">ACIS 2027 Paper Outline</w:t>
       </w:r>
     </w:p>
     <w:p>
@@ -1165,7 +1165,7 @@
               <w:pStyle w:val="Compact"/>
             </w:pPr>
             <w:r>
-              <w:t xml:space="preserve">May-June 2026</w:t>
+              <w:t xml:space="preserve">July-October 2026 (Semester 2)</w:t>
             </w:r>
           </w:p>
         </w:tc>
@@ -1189,7 +1189,7 @@
               <w:pStyle w:val="Compact"/>
             </w:pPr>
             <w:r>
-              <w:t xml:space="preserve">July-August 2026</w:t>
+              <w:t xml:space="preserve">November-December 2026</w:t>
             </w:r>
           </w:p>
         </w:tc>
@@ -1213,7 +1213,7 @@
               <w:pStyle w:val="Compact"/>
             </w:pPr>
             <w:r>
-              <w:t xml:space="preserve">September 2026</w:t>
+              <w:t xml:space="preserve">January-February 2027</w:t>
             </w:r>
           </w:p>
         </w:tc>
@@ -1237,7 +1237,7 @@
               <w:pStyle w:val="Compact"/>
             </w:pPr>
             <w:r>
-              <w:t xml:space="preserve">October 2026</w:t>
+              <w:t xml:space="preserve">March 2027</w:t>
             </w:r>
           </w:p>
         </w:tc>
@@ -1261,7 +1261,7 @@
               <w:pStyle w:val="Compact"/>
             </w:pPr>
             <w:r>
-              <w:t xml:space="preserve">November 2026</w:t>
+              <w:t xml:space="preserve">ACIS 2027</w:t>
             </w:r>
           </w:p>
         </w:tc>
